--- a/report.docx
+++ b/report.docx
@@ -122,7 +122,7 @@
           <w:lang w:val="fr-FR"/>
         </w:rPr>
         <w:drawing>
-          <wp:anchor distT="0" distB="0" distL="114300" distR="114300" simplePos="0" relativeHeight="251668480" behindDoc="1" locked="0" layoutInCell="1" allowOverlap="1" wp14:anchorId="079E6725" wp14:editId="56FBA988">
+          <wp:anchor distT="0" distB="0" distL="114300" distR="114300" simplePos="0" relativeHeight="251668480" behindDoc="1" locked="0" layoutInCell="1" allowOverlap="1" wp14:anchorId="079E6725" wp14:editId="6E736EC9">
             <wp:simplePos x="0" y="0"/>
             <wp:positionH relativeFrom="margin">
               <wp:posOffset>1371600</wp:posOffset>
@@ -12113,17 +12113,7 @@
           <w:szCs w:val="26"/>
         </w:rPr>
         <w:lastRenderedPageBreak/>
-        <w:t>2.</w:t>
-      </w:r>
-      <w:r>
-        <w:rPr>
-          <w:rFonts w:ascii="Times New Roman" w:hAnsi="Times New Roman" w:cs="Times New Roman"/>
-          <w:b/>
-          <w:bCs/>
-          <w:sz w:val="26"/>
-          <w:szCs w:val="26"/>
-        </w:rPr>
-        <w:t>4. Bảng so sánh các giải pháp theo công đoạn</w:t>
+        <w:t>2.4. Bảng so sánh các giải pháp theo công đoạn</w:t>
       </w:r>
     </w:p>
     <w:p>
@@ -13611,15 +13601,7 @@
           <w:b/>
           <w:bCs/>
         </w:rPr>
-        <w:t>Bảng 2.</w:t>
-      </w:r>
-      <w:r>
-        <w:rPr>
-          <w:rFonts w:ascii="Times New Roman" w:hAnsi="Times New Roman" w:cs="Times New Roman"/>
-          <w:b/>
-          <w:bCs/>
-        </w:rPr>
-        <w:t>3</w:t>
+        <w:t>Bảng 2.3</w:t>
       </w:r>
       <w:r>
         <w:rPr>
@@ -13667,39 +13649,15 @@
           <w:sz w:val="26"/>
           <w:szCs w:val="26"/>
         </w:rPr>
-        <w:t>Bảng 2.</w:t>
-      </w:r>
-      <w:r>
-        <w:rPr>
-          <w:rFonts w:ascii="Times New Roman" w:hAnsi="Times New Roman" w:cs="Times New Roman"/>
-          <w:sz w:val="26"/>
-          <w:szCs w:val="26"/>
-        </w:rPr>
-        <w:t>4 so sánh các phương pháp ở bảng 2.3</w:t>
-      </w:r>
-      <w:r>
-        <w:rPr>
-          <w:rFonts w:ascii="Times New Roman" w:hAnsi="Times New Roman" w:cs="Times New Roman"/>
-          <w:sz w:val="26"/>
-          <w:szCs w:val="26"/>
-        </w:rPr>
-        <w:t xml:space="preserve"> với cùng những thông số giống nhau, cụ thể là</w:t>
-      </w:r>
-      <w:r>
-        <w:rPr>
-          <w:rFonts w:ascii="Times New Roman" w:hAnsi="Times New Roman" w:cs="Times New Roman"/>
-          <w:sz w:val="26"/>
-          <w:szCs w:val="26"/>
-        </w:rPr>
-        <w:t xml:space="preserve"> sử dụng bộ dữ liệu Mip-NeRF 360 đã được đề cập ở bảng 1.3 chạy trên cấu hình TPU v2 với 32 lõi TPU</w:t>
-      </w:r>
-      <w:r>
-        <w:rPr>
-          <w:rFonts w:ascii="Times New Roman" w:hAnsi="Times New Roman" w:cs="Times New Roman"/>
-          <w:sz w:val="26"/>
-          <w:szCs w:val="26"/>
-        </w:rPr>
-        <w:t>, số vòng lặp 250.000, batch size 2</w:t>
+        <w:t xml:space="preserve">Bảng 2.4 so sánh định lượng bốn phương pháp tổng hợp góc nhìn mới, bao gồm NeRF, Mip-NeRF, NeRF++ và Mip-NeRF 360 trên bộ dữ liệu Mip-NeRF 360 đã giới thiệu ở Bảng 1.3. Bộ dữ liệu này gồm chín cảnh thực, trong đó có năm cảnh ngoài trời và bốn cảnh trong nhà. Theo thiết lập thực nghiệm của bài báo, các mô hình thuộc nhóm NeRF-like được báo cáo với thời gian huấn luyện trên TPU v2 gồm 32 lõi TPU. Mô hình đề xuất và các baseline NeRF-like sử dụng lịch tối ưu gồm 250.000 vòng lặp, batch size </w:t>
+      </w:r>
+      <w:r>
+        <w:rPr>
+          <w:rFonts w:ascii="Times New Roman" w:hAnsi="Times New Roman" w:cs="Times New Roman"/>
+          <w:sz w:val="26"/>
+          <w:szCs w:val="26"/>
+        </w:rPr>
+        <w:t>2</w:t>
       </w:r>
       <w:r>
         <w:rPr>
@@ -13716,7 +13674,15 @@
           <w:sz w:val="26"/>
           <w:szCs w:val="26"/>
         </w:rPr>
-        <w:t>, thuật toán tối ưu Adam, learning rate 2x10</w:t>
+        <w:t xml:space="preserve"> tia camera và thuật toán Adam. Learning rate được giảm theo thang log từ </w:t>
+      </w:r>
+      <w:r>
+        <w:rPr>
+          <w:rFonts w:ascii="Times New Roman" w:hAnsi="Times New Roman" w:cs="Times New Roman"/>
+          <w:sz w:val="26"/>
+          <w:szCs w:val="26"/>
+        </w:rPr>
+        <w:t>2x10</w:t>
       </w:r>
       <w:r>
         <w:rPr>
@@ -13733,75 +13699,32 @@
           <w:sz w:val="26"/>
           <w:szCs w:val="26"/>
         </w:rPr>
-        <w:t>. Kết quả huấn luyện được thể hiện thông qua 5 thông số:</w:t>
-      </w:r>
-    </w:p>
-    <w:p>
-      <w:pPr>
-        <w:pStyle w:val="ListParagraph"/>
-        <w:numPr>
-          <w:ilvl w:val="0"/>
-          <w:numId w:val="5"/>
-        </w:numPr>
-        <w:rPr>
-          <w:rFonts w:ascii="Times New Roman" w:hAnsi="Times New Roman" w:cs="Times New Roman"/>
-          <w:sz w:val="26"/>
-          <w:szCs w:val="26"/>
-        </w:rPr>
-      </w:pPr>
-      <w:r>
-        <w:rPr>
-          <w:rFonts w:ascii="Times New Roman" w:hAnsi="Times New Roman" w:cs="Times New Roman"/>
-          <w:sz w:val="26"/>
-          <w:szCs w:val="26"/>
-        </w:rPr>
-        <w:t xml:space="preserve">PSNR: </w:t>
-      </w:r>
-      <w:r>
-        <w:rPr>
-          <w:rFonts w:ascii="Times New Roman" w:hAnsi="Times New Roman" w:cs="Times New Roman"/>
-          <w:sz w:val="26"/>
-          <w:szCs w:val="26"/>
-        </w:rPr>
-        <w:t>Tỷ số tín hiệu trên nhiễu cực đại, đo sai lệch giữa ảnh kết xuất và ảnh thật theo mức sai số pixel. Đơn vị là dB</w:t>
-      </w:r>
-      <w:r>
-        <w:rPr>
-          <w:rFonts w:ascii="Times New Roman" w:hAnsi="Times New Roman" w:cs="Times New Roman"/>
-          <w:sz w:val="26"/>
-          <w:szCs w:val="26"/>
-        </w:rPr>
-        <w:t>, chỉ số càng cao càng tốt.</w:t>
-      </w:r>
-    </w:p>
-    <w:p>
-      <w:pPr>
-        <w:pStyle w:val="ListParagraph"/>
-        <w:numPr>
-          <w:ilvl w:val="0"/>
-          <w:numId w:val="5"/>
-        </w:numPr>
-        <w:rPr>
-          <w:rFonts w:ascii="Times New Roman" w:hAnsi="Times New Roman" w:cs="Times New Roman"/>
-          <w:sz w:val="26"/>
-          <w:szCs w:val="26"/>
-        </w:rPr>
-      </w:pPr>
-      <w:r>
-        <w:rPr>
-          <w:rFonts w:ascii="Times New Roman" w:hAnsi="Times New Roman" w:cs="Times New Roman"/>
-          <w:sz w:val="26"/>
-          <w:szCs w:val="26"/>
-        </w:rPr>
-        <w:t xml:space="preserve">SSIM: </w:t>
-      </w:r>
-      <w:r>
-        <w:rPr>
-          <w:rFonts w:ascii="Times New Roman" w:hAnsi="Times New Roman" w:cs="Times New Roman"/>
-          <w:sz w:val="26"/>
-          <w:szCs w:val="26"/>
-        </w:rPr>
-        <w:t>Chỉ số tương đồng cấu trúc</w:t>
+        <w:t xml:space="preserve"> </w:t>
+      </w:r>
+      <w:r>
+        <w:rPr>
+          <w:rFonts w:ascii="Times New Roman" w:hAnsi="Times New Roman" w:cs="Times New Roman"/>
+          <w:sz w:val="26"/>
+          <w:szCs w:val="26"/>
+        </w:rPr>
+        <w:t xml:space="preserve">xuống </w:t>
+      </w:r>
+      <w:r>
+        <w:rPr>
+          <w:rFonts w:ascii="Times New Roman" w:hAnsi="Times New Roman" w:cs="Times New Roman"/>
+          <w:sz w:val="26"/>
+          <w:szCs w:val="26"/>
+        </w:rPr>
+        <w:t>2x10</w:t>
+      </w:r>
+      <w:r>
+        <w:rPr>
+          <w:rFonts w:ascii="Times New Roman" w:hAnsi="Times New Roman" w:cs="Times New Roman"/>
+          <w:sz w:val="26"/>
+          <w:szCs w:val="26"/>
+          <w:vertAlign w:val="superscript"/>
+        </w:rPr>
+        <w:t>-5</w:t>
       </w:r>
       <w:r>
         <w:rPr>
@@ -13817,179 +13740,44 @@
           <w:sz w:val="26"/>
           <w:szCs w:val="26"/>
         </w:rPr>
-        <w:t>đánh giá sự tương đồng về độ sáng, độ tương phản và cấu trúc hình ảnh</w:t>
-      </w:r>
-      <w:r>
-        <w:rPr>
-          <w:rFonts w:ascii="Times New Roman" w:hAnsi="Times New Roman" w:cs="Times New Roman"/>
-          <w:sz w:val="26"/>
-          <w:szCs w:val="26"/>
-        </w:rPr>
-        <w:t>, càng gần 1 càng tốt.</w:t>
-      </w:r>
-    </w:p>
-    <w:p>
-      <w:pPr>
-        <w:pStyle w:val="ListParagraph"/>
-        <w:numPr>
-          <w:ilvl w:val="0"/>
-          <w:numId w:val="5"/>
-        </w:numPr>
-        <w:rPr>
-          <w:rFonts w:ascii="Times New Roman" w:hAnsi="Times New Roman" w:cs="Times New Roman"/>
-          <w:sz w:val="26"/>
-          <w:szCs w:val="26"/>
-        </w:rPr>
-      </w:pPr>
-      <w:r>
-        <w:rPr>
-          <w:rFonts w:ascii="Times New Roman" w:hAnsi="Times New Roman" w:cs="Times New Roman"/>
-          <w:sz w:val="26"/>
-          <w:szCs w:val="26"/>
-        </w:rPr>
-        <w:t xml:space="preserve">LPIPS: </w:t>
-      </w:r>
-      <w:r>
-        <w:rPr>
-          <w:rFonts w:ascii="Times New Roman" w:hAnsi="Times New Roman" w:cs="Times New Roman"/>
-          <w:sz w:val="26"/>
-          <w:szCs w:val="26"/>
-        </w:rPr>
-        <w:t>Khoảng cách cảm nhận giữa hai ảnh</w:t>
-      </w:r>
-      <w:r>
-        <w:rPr>
-          <w:rFonts w:ascii="Times New Roman" w:hAnsi="Times New Roman" w:cs="Times New Roman"/>
-          <w:sz w:val="26"/>
-          <w:szCs w:val="26"/>
-        </w:rPr>
-        <w:t xml:space="preserve"> </w:t>
-      </w:r>
-      <w:r>
-        <w:rPr>
-          <w:rFonts w:ascii="Times New Roman" w:hAnsi="Times New Roman" w:cs="Times New Roman"/>
-          <w:sz w:val="26"/>
-          <w:szCs w:val="26"/>
-        </w:rPr>
-        <w:t>dựa trên đặc trưng do mạng nơ-ron học được</w:t>
-      </w:r>
-      <w:r>
-        <w:rPr>
-          <w:rFonts w:ascii="Times New Roman" w:hAnsi="Times New Roman" w:cs="Times New Roman"/>
-          <w:sz w:val="26"/>
-          <w:szCs w:val="26"/>
-        </w:rPr>
-        <w:t>, càng thấp càng tốt.</w:t>
-      </w:r>
-    </w:p>
-    <w:p>
-      <w:pPr>
-        <w:pStyle w:val="ListParagraph"/>
-        <w:numPr>
-          <w:ilvl w:val="0"/>
-          <w:numId w:val="5"/>
-        </w:numPr>
-        <w:rPr>
-          <w:rFonts w:ascii="Times New Roman" w:hAnsi="Times New Roman" w:cs="Times New Roman"/>
-          <w:sz w:val="26"/>
-          <w:szCs w:val="26"/>
-        </w:rPr>
-      </w:pPr>
-      <w:r>
-        <w:rPr>
-          <w:rFonts w:ascii="Times New Roman" w:hAnsi="Times New Roman" w:cs="Times New Roman"/>
-          <w:sz w:val="26"/>
-          <w:szCs w:val="26"/>
-        </w:rPr>
-        <w:t>Time:</w:t>
-      </w:r>
-      <w:r>
-        <w:t xml:space="preserve"> </w:t>
-      </w:r>
-      <w:r>
-        <w:rPr>
-          <w:rFonts w:ascii="Times New Roman" w:hAnsi="Times New Roman" w:cs="Times New Roman"/>
-          <w:sz w:val="26"/>
-          <w:szCs w:val="26"/>
-        </w:rPr>
-        <w:t>Thời gian huấn luyện mô hình, tính bằng giờ theo cấu hình thực nghiệm của bài báo</w:t>
-      </w:r>
-      <w:r>
-        <w:rPr>
-          <w:rFonts w:ascii="Times New Roman" w:hAnsi="Times New Roman" w:cs="Times New Roman"/>
-          <w:sz w:val="26"/>
-          <w:szCs w:val="26"/>
-        </w:rPr>
-        <w:t>, càng thấp càng tốt.</w:t>
-      </w:r>
-    </w:p>
-    <w:p>
-      <w:pPr>
-        <w:pStyle w:val="ListParagraph"/>
-        <w:numPr>
-          <w:ilvl w:val="0"/>
-          <w:numId w:val="5"/>
-        </w:numPr>
-        <w:rPr>
-          <w:rFonts w:ascii="Times New Roman" w:hAnsi="Times New Roman" w:cs="Times New Roman"/>
-          <w:sz w:val="26"/>
-          <w:szCs w:val="26"/>
-        </w:rPr>
-      </w:pPr>
-      <w:r>
-        <w:rPr>
-          <w:rFonts w:ascii="Times New Roman" w:hAnsi="Times New Roman" w:cs="Times New Roman"/>
-          <w:sz w:val="26"/>
-          <w:szCs w:val="26"/>
-        </w:rPr>
-        <w:t>Params</w:t>
-      </w:r>
-      <w:r>
-        <w:rPr>
-          <w:rFonts w:ascii="Times New Roman" w:hAnsi="Times New Roman" w:cs="Times New Roman"/>
-          <w:sz w:val="26"/>
-          <w:szCs w:val="26"/>
-        </w:rPr>
-        <w:t xml:space="preserve">: </w:t>
-      </w:r>
-      <w:r>
-        <w:rPr>
-          <w:rFonts w:ascii="Times New Roman" w:hAnsi="Times New Roman" w:cs="Times New Roman"/>
-          <w:sz w:val="26"/>
-          <w:szCs w:val="26"/>
-        </w:rPr>
-        <w:t>Số lượng tham số của mô hình, được biểu diễn theo đơn vị triệu</w:t>
-      </w:r>
-      <w:r>
-        <w:rPr>
-          <w:rFonts w:ascii="Times New Roman" w:hAnsi="Times New Roman" w:cs="Times New Roman"/>
-          <w:sz w:val="26"/>
-          <w:szCs w:val="26"/>
-        </w:rPr>
-        <w:t xml:space="preserve"> (M), càng ít thì càng tiết kiệm bộ nhớ.</w:t>
-      </w:r>
-    </w:p>
-    <w:p>
-      <w:pPr>
-        <w:pStyle w:val="ListParagraph"/>
-        <w:ind w:left="1080"/>
-        <w:rPr>
-          <w:rFonts w:ascii="Times New Roman" w:hAnsi="Times New Roman" w:cs="Times New Roman"/>
-          <w:sz w:val="26"/>
-          <w:szCs w:val="26"/>
-        </w:rPr>
-      </w:pPr>
-    </w:p>
-    <w:p>
-      <w:pPr>
-        <w:pStyle w:val="ListParagraph"/>
-        <w:ind w:left="1080"/>
-        <w:rPr>
-          <w:rFonts w:ascii="Times New Roman" w:hAnsi="Times New Roman" w:cs="Times New Roman"/>
-          <w:sz w:val="26"/>
-          <w:szCs w:val="26"/>
-        </w:rPr>
-      </w:pPr>
+        <w:t>kết hợp warm-up trong 512 bước. Tuy nhiên, các mô hình vẫn có thể khác nhau về kiến trúc và một số thành phần của hàm mất mát.</w:t>
+      </w:r>
+    </w:p>
+    <w:p>
+      <w:pPr>
+        <w:ind w:firstLine="360"/>
+        <w:rPr>
+          <w:rFonts w:ascii="Times New Roman" w:hAnsi="Times New Roman" w:cs="Times New Roman"/>
+          <w:sz w:val="26"/>
+          <w:szCs w:val="26"/>
+        </w:rPr>
+      </w:pPr>
+      <w:r>
+        <w:rPr>
+          <w:rFonts w:ascii="Times New Roman" w:hAnsi="Times New Roman" w:cs="Times New Roman"/>
+          <w:sz w:val="26"/>
+          <w:szCs w:val="26"/>
+        </w:rPr>
+        <w:t>Chất lượng kết xuất được đánh giá bằng ba chỉ số: PSNR đo mức sai lệch pixel giữa ảnh dự đoán và ảnh thật, với giá trị càng cao càng tốt; SSIM đánh giá độ tương đồng cấu trúc giữa hai ảnh, với giá trị càng gần 1 càng tốt; và LPIPS đo khoảng cách cảm nhận dựa trên đặc trưng học được từ mạng nơ-ron, với giá trị càng thấp càng tốt. Bên cạnh đó, thời gian huấn luyện được tính bằng giờ và số lượng tham số được biểu diễn theo đơn vị triệu (M), nhằm đánh giá thêm chi phí tính toán và quy mô mô hình.</w:t>
+      </w:r>
+    </w:p>
+    <w:p>
+      <w:pPr>
+        <w:ind w:firstLine="360"/>
+        <w:rPr>
+          <w:rFonts w:ascii="Times New Roman" w:hAnsi="Times New Roman" w:cs="Times New Roman"/>
+          <w:sz w:val="26"/>
+          <w:szCs w:val="26"/>
+        </w:rPr>
+      </w:pPr>
+      <w:r>
+        <w:rPr>
+          <w:rFonts w:ascii="Times New Roman" w:hAnsi="Times New Roman" w:cs="Times New Roman"/>
+          <w:sz w:val="26"/>
+          <w:szCs w:val="26"/>
+        </w:rPr>
+        <w:t>Các kết quả trong bảng được sử dụng để phân tích sự đánh đổi giữa chất lượng ảnh, thời gian huấn luyện và độ lớn của mô hình. Qua đó, có thể làm rõ những cải tiến của Mip-NeRF và Mip-NeRF 360 so với NeRF gốc, cũng như hiệu quả của NeRF++ trong bài toán tổng hợp góc nhìn mới trên các cảnh thực có không gian rộng.</w:t>
+      </w:r>
     </w:p>
     <w:tbl>
       <w:tblPr>
@@ -14173,31 +13961,7 @@
                 <w:b/>
                 <w:bCs/>
               </w:rPr>
-              <w:t>L</w:t>
-            </w:r>
-            <w:r>
-              <w:rPr>
-                <w:rFonts w:ascii="Times New Roman" w:hAnsi="Times New Roman" w:cs="Times New Roman"/>
-                <w:b/>
-                <w:bCs/>
-              </w:rPr>
-              <w:t>P</w:t>
-            </w:r>
-            <w:r>
-              <w:rPr>
-                <w:rFonts w:ascii="Times New Roman" w:hAnsi="Times New Roman" w:cs="Times New Roman"/>
-                <w:b/>
-                <w:bCs/>
-              </w:rPr>
-              <w:t>IP</w:t>
-            </w:r>
-            <w:r>
-              <w:rPr>
-                <w:rFonts w:ascii="Times New Roman" w:hAnsi="Times New Roman" w:cs="Times New Roman"/>
-                <w:b/>
-                <w:bCs/>
-              </w:rPr>
-              <w:t>S</w:t>
+              <w:t>LPIPS</w:t>
             </w:r>
             <m:oMath>
               <m:r>
@@ -14954,15 +14718,7 @@
           <w:b/>
           <w:bCs/>
         </w:rPr>
-        <w:t>Bảng 2.</w:t>
-      </w:r>
-      <w:r>
-        <w:rPr>
-          <w:rFonts w:ascii="Times New Roman" w:hAnsi="Times New Roman" w:cs="Times New Roman"/>
-          <w:b/>
-          <w:bCs/>
-        </w:rPr>
-        <w:t>4</w:t>
+        <w:t>Bảng 2.4</w:t>
       </w:r>
       <w:r>
         <w:rPr>
@@ -14997,6 +14753,473 @@
         <w:jc w:val="center"/>
         <w:rPr>
           <w:rFonts w:ascii="Times New Roman" w:hAnsi="Times New Roman" w:cs="Times New Roman"/>
+        </w:rPr>
+      </w:pPr>
+    </w:p>
+    <w:p>
+      <w:pPr>
+        <w:ind w:firstLine="360"/>
+        <w:rPr>
+          <w:rFonts w:ascii="Times New Roman" w:hAnsi="Times New Roman" w:cs="Times New Roman"/>
+          <w:sz w:val="26"/>
+          <w:szCs w:val="26"/>
+        </w:rPr>
+      </w:pPr>
+      <w:r>
+        <w:rPr>
+          <w:rFonts w:ascii="Times New Roman" w:hAnsi="Times New Roman" w:cs="Times New Roman"/>
+          <w:sz w:val="26"/>
+          <w:szCs w:val="26"/>
+        </w:rPr>
+        <w:t xml:space="preserve">Từ kết quả trong Bảng 2.4, có thể thấy Mip-NeRF 360 đạt chất lượng tổng hợp góc nhìn mới tốt nhất trong bốn mô hình được so sánh, với PSNR 27.69 dB, SSIM 0.792 và LPIPS 0.237. So với NeRF gốc và Mip-NeRF, mô hình cải thiện rõ rệt cả mức sai lệch pixel, độ tương đồng cấu trúc và khoảng cách cảm nhận giữa ảnh kết xuất với ảnh thật. </w:t>
+      </w:r>
+      <w:r>
+        <w:rPr>
+          <w:rFonts w:ascii="Times New Roman" w:hAnsi="Times New Roman" w:cs="Times New Roman"/>
+          <w:sz w:val="26"/>
+          <w:szCs w:val="26"/>
+          <w:lang w:val="vi-VN"/>
+        </w:rPr>
+        <w:t xml:space="preserve">Mặc dù vậy, sự cải thiện về chất lượng đi kèm với chi phí biểu diễn lớn hơn. Mip-NeRF 360 sử dụng khoảng 9,9 triệu tham số, cao hơn nhiều so với NeRF, Mip-NeRF và NeRF++. Thời gian huấn luyện là 6,89 giờ, cao hơn NeRF và Mip-NeRF nhưng thấp hơn NeRF++. </w:t>
+      </w:r>
+    </w:p>
+    <w:p>
+      <w:pPr>
+        <w:ind w:firstLine="360"/>
+        <w:rPr>
+          <w:rFonts w:ascii="Times New Roman" w:hAnsi="Times New Roman" w:cs="Times New Roman"/>
+          <w:sz w:val="26"/>
+          <w:szCs w:val="26"/>
+          <w:lang w:val="vi-VN"/>
+        </w:rPr>
+      </w:pPr>
+      <w:r>
+        <w:rPr>
+          <w:rFonts w:ascii="Times New Roman" w:hAnsi="Times New Roman" w:cs="Times New Roman"/>
+          <w:sz w:val="26"/>
+          <w:szCs w:val="26"/>
+          <w:lang w:val="vi-VN"/>
+        </w:rPr>
+        <w:t>Nhìn chung, kết quả cho thấy không thể đánh giá một phương pháp chỉ dựa trên một chỉ số riêng lẻ. PSNR, SSIM và LPIPS phản ánh các khía cạnh khác nhau của chất lượng ảnh, trong khi thời gian huấn luyện và số lượng tham số phản ánh một phần chi phí tính toán. Trong phạm vi bộ dữ liệu Mip-NeRF 360, mô hình Mip-NeRF 360 thể hiện sự cân bằng có lợi cho chất lượng ảnh trên các cảnh thực không giới hạn, dù phải sử dụng mô hình lớn hơn và huấn luyện lâu hơn so với NeRF gốc và Mip-NeRF.</w:t>
+      </w:r>
+    </w:p>
+    <w:p>
+      <w:pPr>
+        <w:outlineLvl w:val="1"/>
+        <w:rPr>
+          <w:rFonts w:ascii="Times New Roman" w:hAnsi="Times New Roman" w:cs="Times New Roman"/>
+          <w:b/>
+          <w:bCs/>
+          <w:sz w:val="26"/>
+          <w:szCs w:val="26"/>
+        </w:rPr>
+      </w:pPr>
+      <w:r>
+        <w:rPr>
+          <w:rFonts w:ascii="Times New Roman" w:hAnsi="Times New Roman" w:cs="Times New Roman"/>
+          <w:b/>
+          <w:bCs/>
+          <w:sz w:val="26"/>
+          <w:szCs w:val="26"/>
+        </w:rPr>
+        <w:t>2.</w:t>
+      </w:r>
+      <w:r>
+        <w:rPr>
+          <w:rFonts w:ascii="Times New Roman" w:hAnsi="Times New Roman" w:cs="Times New Roman"/>
+          <w:b/>
+          <w:bCs/>
+          <w:sz w:val="26"/>
+          <w:szCs w:val="26"/>
+        </w:rPr>
+        <w:t>5</w:t>
+      </w:r>
+      <w:r>
+        <w:rPr>
+          <w:rFonts w:ascii="Times New Roman" w:hAnsi="Times New Roman" w:cs="Times New Roman"/>
+          <w:b/>
+          <w:bCs/>
+          <w:sz w:val="26"/>
+          <w:szCs w:val="26"/>
+        </w:rPr>
+        <w:t xml:space="preserve">. </w:t>
+      </w:r>
+      <w:r>
+        <w:rPr>
+          <w:rFonts w:ascii="Times New Roman" w:hAnsi="Times New Roman" w:cs="Times New Roman"/>
+          <w:b/>
+          <w:bCs/>
+          <w:sz w:val="26"/>
+          <w:szCs w:val="26"/>
+        </w:rPr>
+        <w:t>Khuyết điểm tồn đọng theo từng công đoạn</w:t>
+      </w:r>
+    </w:p>
+    <w:p>
+      <w:pPr>
+        <w:ind w:firstLine="360"/>
+        <w:rPr>
+          <w:rFonts w:ascii="Times New Roman" w:hAnsi="Times New Roman" w:cs="Times New Roman"/>
+          <w:sz w:val="26"/>
+          <w:szCs w:val="26"/>
+          <w:lang w:val="vi-VN"/>
+        </w:rPr>
+      </w:pPr>
+      <w:r>
+        <w:rPr>
+          <w:rFonts w:ascii="Times New Roman" w:hAnsi="Times New Roman" w:cs="Times New Roman"/>
+          <w:sz w:val="26"/>
+          <w:szCs w:val="26"/>
+          <w:lang w:val="vi-VN"/>
+        </w:rPr>
+        <w:t>Mặc dù các phương pháp phát triển từ NeRF đã cải thiện đáng kể chất lượng tổng hợp góc nhìn mới, bài toán này vẫn tồn tại những hạn chế tại cả bốn công đoạn của quy trình.</w:t>
+      </w:r>
+    </w:p>
+    <w:p>
+      <w:pPr>
+        <w:ind w:firstLine="360"/>
+        <w:rPr>
+          <w:rFonts w:ascii="Times New Roman" w:hAnsi="Times New Roman" w:cs="Times New Roman"/>
+          <w:sz w:val="26"/>
+          <w:szCs w:val="26"/>
+          <w:lang w:val="vi-VN"/>
+        </w:rPr>
+      </w:pPr>
+      <w:r>
+        <w:rPr>
+          <w:rFonts w:ascii="Times New Roman" w:hAnsi="Times New Roman" w:cs="Times New Roman"/>
+          <w:b/>
+          <w:bCs/>
+          <w:sz w:val="26"/>
+          <w:szCs w:val="26"/>
+          <w:lang w:val="vi-VN"/>
+        </w:rPr>
+        <w:t>Tại CĐ1 – Ước lượng tham số camera</w:t>
+      </w:r>
+      <w:r>
+        <w:rPr>
+          <w:rFonts w:ascii="Times New Roman" w:hAnsi="Times New Roman" w:cs="Times New Roman"/>
+          <w:sz w:val="26"/>
+          <w:szCs w:val="26"/>
+          <w:lang w:val="vi-VN"/>
+        </w:rPr>
+        <w:t xml:space="preserve">, NeRF gốc phụ thuộc vào độ chính xác của thông tin camera, thường được xác định bằng Structure from Motion (SfM). Với các cảnh ít kết cấu, bề mặt phản chiếu hoặc ảnh có ít vùng nội dung trùng nhau, việc xác định điểm tương ứng và ước lượng tư thế camera có thể không chính xác. Sai số camera khiến các tia sáng không đi qua đúng vị trí trong không gian, làm giảm chất lượng tái tạo. Các </w:t>
+      </w:r>
+      <w:r>
+        <w:rPr>
+          <w:rFonts w:ascii="Times New Roman" w:hAnsi="Times New Roman" w:cs="Times New Roman"/>
+          <w:sz w:val="26"/>
+          <w:szCs w:val="26"/>
+          <w:lang w:val="vi-VN"/>
+        </w:rPr>
+        <w:lastRenderedPageBreak/>
+        <w:t>phương pháp như BARF và NeRF-- hướng đến tối ưu hoặc hiệu chỉnh tư thế camera trong quá trình học, nhưng vẫn gặp khó khăn khi dữ liệu đầu vào thiếu thông tin.</w:t>
+      </w:r>
+    </w:p>
+    <w:p>
+      <w:pPr>
+        <w:ind w:firstLine="360"/>
+        <w:rPr>
+          <w:rFonts w:ascii="Times New Roman" w:hAnsi="Times New Roman" w:cs="Times New Roman"/>
+          <w:sz w:val="26"/>
+          <w:szCs w:val="26"/>
+          <w:lang w:val="vi-VN"/>
+        </w:rPr>
+      </w:pPr>
+      <w:r>
+        <w:rPr>
+          <w:rFonts w:ascii="Times New Roman" w:hAnsi="Times New Roman" w:cs="Times New Roman"/>
+          <w:b/>
+          <w:bCs/>
+          <w:sz w:val="26"/>
+          <w:szCs w:val="26"/>
+          <w:lang w:val="vi-VN"/>
+        </w:rPr>
+        <w:t>Tại CĐ2 – Biểu diễn cảnh 3D</w:t>
+      </w:r>
+      <w:r>
+        <w:rPr>
+          <w:rFonts w:ascii="Times New Roman" w:hAnsi="Times New Roman" w:cs="Times New Roman"/>
+          <w:sz w:val="26"/>
+          <w:szCs w:val="26"/>
+          <w:lang w:val="vi-VN"/>
+        </w:rPr>
+        <w:t>, các phương pháp tồn tại sự đánh đổi giữa chất lượng biểu diễn, dung lượng bộ nhớ và tốc độ tính toán. NeRF sử dụng mạng MLP để biểu diễn trường bức xạ liên tục, nhưng cần nhiều phép tính khi truy vấn các điểm trong không gian. Các phương pháp như Plenoxels, Instant-NGP và TensoRF cải thiện hiệu quả bằng cách sử dụng lưới voxel thưa, hash grid đa độ phân giải hoặc phân rã tensor. Tuy nhiên, mỗi cách biểu diễn vẫn có những giới hạn về bộ nhớ, độ phân giải và chi phí xử lý. Đối với cảnh 360° không giới hạn, việc biểu diễn đồng thời các vùng gần và xa cũng là một thách thức.</w:t>
+      </w:r>
+    </w:p>
+    <w:p>
+      <w:pPr>
+        <w:ind w:firstLine="360"/>
+        <w:rPr>
+          <w:rFonts w:ascii="Times New Roman" w:hAnsi="Times New Roman" w:cs="Times New Roman"/>
+          <w:sz w:val="26"/>
+          <w:szCs w:val="26"/>
+          <w:lang w:val="vi-VN"/>
+        </w:rPr>
+      </w:pPr>
+      <w:r>
+        <w:rPr>
+          <w:rFonts w:ascii="Times New Roman" w:hAnsi="Times New Roman" w:cs="Times New Roman"/>
+          <w:b/>
+          <w:bCs/>
+          <w:sz w:val="26"/>
+          <w:szCs w:val="26"/>
+          <w:lang w:val="vi-VN"/>
+        </w:rPr>
+        <w:t>Tại CĐ3 – Kết xuất ảnh</w:t>
+      </w:r>
+      <w:r>
+        <w:rPr>
+          <w:rFonts w:ascii="Times New Roman" w:hAnsi="Times New Roman" w:cs="Times New Roman"/>
+          <w:sz w:val="26"/>
+          <w:szCs w:val="26"/>
+          <w:lang w:val="vi-VN"/>
+        </w:rPr>
+        <w:t>, NeRF sử dụng kết xuất thể tích, yêu cầu truy vấn mạng nhiều lần dọc theo mỗi tia camera nên chi phí tính toán tương đối lớn. Ngoài ra, việc coi mỗi pixel tương ứng với một tia lý tưởng chưa mô hình hóa đầy đủ vùng không gian mà pixel bao phủ, dẫn đến hiện tượng răng cưa hoặc mất chi tiết khi thay đổi độ phân giải và khoảng cách quan sát. Mip-NeRF cải thiện vấn đề này bằng cách sử dụng hình nón cụt và Integrated Positional Encoding. Trong khi đó, 3D Gaussian Splatting tăng tốc kết xuất bằng cách chiếu các Gaussian 3D lên mặt phẳng ảnh, nhưng vẫn có những giới hạn riêng trong việc biểu diễn các hiệu ứng ánh sáng phức tạp.</w:t>
+      </w:r>
+    </w:p>
+    <w:p>
+      <w:pPr>
+        <w:ind w:firstLine="360"/>
+        <w:rPr>
+          <w:rFonts w:ascii="Times New Roman" w:hAnsi="Times New Roman" w:cs="Times New Roman"/>
+          <w:sz w:val="26"/>
+          <w:szCs w:val="26"/>
+          <w:lang w:val="vi-VN"/>
+        </w:rPr>
+      </w:pPr>
+      <w:r>
+        <w:rPr>
+          <w:rFonts w:ascii="Times New Roman" w:hAnsi="Times New Roman" w:cs="Times New Roman"/>
+          <w:b/>
+          <w:bCs/>
+          <w:sz w:val="26"/>
+          <w:szCs w:val="26"/>
+          <w:lang w:val="vi-VN"/>
+        </w:rPr>
+        <w:t>Tại CĐ4 – Tối ưu hóa</w:t>
+      </w:r>
+      <w:r>
+        <w:rPr>
+          <w:rFonts w:ascii="Times New Roman" w:hAnsi="Times New Roman" w:cs="Times New Roman"/>
+          <w:sz w:val="26"/>
+          <w:szCs w:val="26"/>
+          <w:lang w:val="vi-VN"/>
+        </w:rPr>
+        <w:t xml:space="preserve">, quá trình học phụ thuộc vào số lượng, chất lượng và mức độ bao phủ góc nhìn của ảnh huấn luyện. Khi dữ liệu quá thưa hoặc có nhiều vùng bị che khuất, mô hình có thể tạo ra các bề mặt giả, mất chi tiết hoặc tái tạo không nhất quán ở những góc nhìn chưa được quan sát. Mip-NeRF 360 sử dụng các hàm mất mát bổ sung, tiêu biểu là interlevel loss và distortion loss, nhằm cải thiện quá trình lấy mẫu và hạn chế một số sai lệch trong biểu diễn cảnh. </w:t>
+      </w:r>
+    </w:p>
+    <w:p>
+      <w:pPr>
+        <w:ind w:firstLine="360"/>
+        <w:rPr>
+          <w:rFonts w:ascii="Times New Roman" w:hAnsi="Times New Roman" w:cs="Times New Roman"/>
+          <w:sz w:val="26"/>
+          <w:szCs w:val="26"/>
+          <w:lang w:val="vi-VN"/>
+        </w:rPr>
+      </w:pPr>
+      <w:r>
+        <w:rPr>
+          <w:rFonts w:ascii="Times New Roman" w:hAnsi="Times New Roman" w:cs="Times New Roman"/>
+          <w:sz w:val="26"/>
+          <w:szCs w:val="26"/>
+          <w:lang w:val="vi-VN"/>
+        </w:rPr>
+        <w:t xml:space="preserve">Từ những hạn chế trên, </w:t>
+      </w:r>
+      <w:r>
+        <w:rPr>
+          <w:rFonts w:ascii="Times New Roman" w:hAnsi="Times New Roman" w:cs="Times New Roman"/>
+          <w:b/>
+          <w:bCs/>
+          <w:sz w:val="26"/>
+          <w:szCs w:val="26"/>
+          <w:lang w:val="vi-VN"/>
+        </w:rPr>
+        <w:t>Mip-NeRF 360</w:t>
+      </w:r>
+      <w:r>
+        <w:rPr>
+          <w:rFonts w:ascii="Times New Roman" w:hAnsi="Times New Roman" w:cs="Times New Roman"/>
+          <w:sz w:val="26"/>
+          <w:szCs w:val="26"/>
+          <w:lang w:val="vi-VN"/>
+        </w:rPr>
+        <w:t xml:space="preserve"> được lựa chọn làm mô hình cải tiến trọng tâm của đồ án vì kế thừa phương pháp chống răng cưa của Mip-NeRF và mở rộng cho các cảnh 360° không giới hạn. Mô hình kết hợp tham số hóa phi tuyến không gian</w:t>
+      </w:r>
+      <w:r>
+        <w:rPr>
+          <w:rFonts w:ascii="Times New Roman" w:hAnsi="Times New Roman" w:cs="Times New Roman"/>
+          <w:sz w:val="26"/>
+          <w:szCs w:val="26"/>
+        </w:rPr>
+        <w:t xml:space="preserve">, </w:t>
+      </w:r>
+      <w:r>
+        <w:rPr>
+          <w:rFonts w:ascii="Times New Roman" w:hAnsi="Times New Roman" w:cs="Times New Roman"/>
+          <w:sz w:val="26"/>
+          <w:szCs w:val="26"/>
+          <w:lang w:val="vi-VN"/>
+        </w:rPr>
+        <w:t>mạng đề xuất để hướng dẫn lấy mẫu và các hàm mất mát bổ sung. Những cải tiến này tác động chủ yếu đến CĐ2, CĐ3 và CĐ4, tạo điều kiện phân tích mối liên hệ giữa biểu diễn cảnh, kết xuất và tối ưu hóa.</w:t>
+      </w:r>
+    </w:p>
+    <w:p>
+      <w:pPr>
+        <w:ind w:firstLine="360"/>
+        <w:rPr>
+          <w:rFonts w:ascii="Times New Roman" w:hAnsi="Times New Roman" w:cs="Times New Roman"/>
+          <w:sz w:val="26"/>
+          <w:szCs w:val="26"/>
+          <w:lang w:val="vi-VN"/>
+        </w:rPr>
+      </w:pPr>
+      <w:r>
+        <w:rPr>
+          <w:rFonts w:ascii="Times New Roman" w:hAnsi="Times New Roman" w:cs="Times New Roman"/>
+          <w:sz w:val="26"/>
+          <w:szCs w:val="26"/>
+          <w:lang w:val="vi-VN"/>
+        </w:rPr>
+        <w:t>Bên cạnh đó, quá trình phát triển từ NeRF qua Mip-NeRF đến Mip-NeRF 360 có tính kế thừa, thuận lợi cho việc trình bày các công thức toán học và đánh giá hiệu quả của từng cải tiến. Vì vậy, đồ án tập trung tìm hiểu lý thuyết, triển khai thực nghiệm trên bộ dữ liệu chuẩn và dữ liệu tự thu thập, đồng thời so sánh chất lượng ảnh và chi phí tính toán. Phạm vi nghiên cứu không đặt mục tiêu đề xuất phương pháp mới, mà hướng đến làm rõ ưu điểm, hạn chế và hiệu quả thực tế của các phương pháp đã được công bố.</w:t>
+      </w:r>
+    </w:p>
+    <w:p>
+      <w:pPr>
+        <w:ind w:firstLine="360"/>
+        <w:rPr>
+          <w:rFonts w:ascii="Times New Roman" w:hAnsi="Times New Roman" w:cs="Times New Roman"/>
+          <w:sz w:val="26"/>
+          <w:szCs w:val="26"/>
+        </w:rPr>
+      </w:pPr>
+    </w:p>
+    <w:p>
+      <w:pPr>
+        <w:outlineLvl w:val="0"/>
+        <w:rPr>
+          <w:rFonts w:ascii="Times New Roman" w:hAnsi="Times New Roman" w:cs="Times New Roman"/>
+          <w:b/>
+          <w:bCs/>
+          <w:color w:val="4472C4" w:themeColor="accent1"/>
+          <w:sz w:val="26"/>
+          <w:szCs w:val="26"/>
+        </w:rPr>
+      </w:pPr>
+      <w:r>
+        <w:rPr>
+          <w:rFonts w:ascii="Times New Roman" w:hAnsi="Times New Roman" w:cs="Times New Roman"/>
+          <w:b/>
+          <w:bCs/>
+          <w:color w:val="4472C4" w:themeColor="accent1"/>
+          <w:sz w:val="26"/>
+          <w:szCs w:val="26"/>
+        </w:rPr>
+        <w:lastRenderedPageBreak/>
+        <w:t xml:space="preserve">Chương </w:t>
+      </w:r>
+      <w:r>
+        <w:rPr>
+          <w:rFonts w:ascii="Times New Roman" w:hAnsi="Times New Roman" w:cs="Times New Roman"/>
+          <w:b/>
+          <w:bCs/>
+          <w:color w:val="4472C4" w:themeColor="accent1"/>
+          <w:sz w:val="26"/>
+          <w:szCs w:val="26"/>
+        </w:rPr>
+        <w:t>3</w:t>
+      </w:r>
+      <w:r>
+        <w:rPr>
+          <w:rFonts w:ascii="Times New Roman" w:hAnsi="Times New Roman" w:cs="Times New Roman"/>
+          <w:b/>
+          <w:bCs/>
+          <w:color w:val="4472C4" w:themeColor="accent1"/>
+          <w:sz w:val="26"/>
+          <w:szCs w:val="26"/>
+        </w:rPr>
+        <w:t xml:space="preserve">: </w:t>
+      </w:r>
+      <w:r>
+        <w:rPr>
+          <w:rFonts w:ascii="Times New Roman" w:hAnsi="Times New Roman" w:cs="Times New Roman"/>
+          <w:b/>
+          <w:bCs/>
+          <w:color w:val="4472C4" w:themeColor="accent1"/>
+          <w:sz w:val="26"/>
+          <w:szCs w:val="26"/>
+        </w:rPr>
+        <w:t>PHƯƠNG PHÁP MIP-NERF 360</w:t>
+      </w:r>
+    </w:p>
+    <w:p>
+      <w:pPr>
+        <w:outlineLvl w:val="1"/>
+        <w:rPr>
+          <w:rFonts w:ascii="Times New Roman" w:hAnsi="Times New Roman" w:cs="Times New Roman"/>
+          <w:b/>
+          <w:bCs/>
+          <w:sz w:val="26"/>
+          <w:szCs w:val="26"/>
+        </w:rPr>
+      </w:pPr>
+      <w:r>
+        <w:rPr>
+          <w:rFonts w:ascii="Times New Roman" w:hAnsi="Times New Roman" w:cs="Times New Roman"/>
+          <w:b/>
+          <w:bCs/>
+          <w:sz w:val="26"/>
+          <w:szCs w:val="26"/>
+        </w:rPr>
+        <w:t>3</w:t>
+      </w:r>
+      <w:r>
+        <w:rPr>
+          <w:rFonts w:ascii="Times New Roman" w:hAnsi="Times New Roman" w:cs="Times New Roman"/>
+          <w:b/>
+          <w:bCs/>
+          <w:sz w:val="26"/>
+          <w:szCs w:val="26"/>
+        </w:rPr>
+        <w:t xml:space="preserve">.1. </w:t>
+      </w:r>
+      <w:r>
+        <w:rPr>
+          <w:rFonts w:ascii="Times New Roman" w:hAnsi="Times New Roman" w:cs="Times New Roman"/>
+          <w:b/>
+          <w:bCs/>
+          <w:sz w:val="26"/>
+          <w:szCs w:val="26"/>
+        </w:rPr>
+        <w:t>Nguyên lý: Nền tảng NeRF</w:t>
+      </w:r>
+    </w:p>
+    <w:p>
+      <w:pPr>
+        <w:ind w:firstLine="360"/>
+        <w:rPr>
+          <w:rFonts w:ascii="Times New Roman" w:hAnsi="Times New Roman" w:cs="Times New Roman"/>
+          <w:sz w:val="26"/>
+          <w:szCs w:val="26"/>
+        </w:rPr>
+      </w:pPr>
+      <w:r>
+        <w:rPr>
+          <w:rFonts w:ascii="Times New Roman" w:hAnsi="Times New Roman" w:cs="Times New Roman"/>
+          <w:sz w:val="26"/>
+          <w:szCs w:val="26"/>
+        </w:rPr>
+        <w:t xml:space="preserve">Trước khi </w:t>
+      </w:r>
+    </w:p>
+    <w:p>
+      <w:pPr>
+        <w:rPr>
+          <w:rFonts w:ascii="Times New Roman" w:hAnsi="Times New Roman" w:cs="Times New Roman"/>
+          <w:sz w:val="26"/>
+          <w:szCs w:val="26"/>
         </w:rPr>
       </w:pPr>
     </w:p>
@@ -16320,7 +16543,7 @@
   <w:style w:type="paragraph" w:default="1" w:styleId="Normal">
     <w:name w:val="Normal"/>
     <w:qFormat/>
-    <w:rsid w:val="009A4B8D"/>
+    <w:rsid w:val="00D81580"/>
   </w:style>
   <w:style w:type="paragraph" w:styleId="Heading1">
     <w:name w:val="heading 1"/>
@@ -16341,6 +16564,52 @@
       <w:color w:val="2F5496" w:themeColor="accent1" w:themeShade="BF"/>
       <w:sz w:val="32"/>
       <w:szCs w:val="32"/>
+    </w:rPr>
+  </w:style>
+  <w:style w:type="paragraph" w:styleId="Heading2">
+    <w:name w:val="heading 2"/>
+    <w:basedOn w:val="Normal"/>
+    <w:next w:val="Normal"/>
+    <w:link w:val="Heading2Char"/>
+    <w:uiPriority w:val="9"/>
+    <w:semiHidden/>
+    <w:unhideWhenUsed/>
+    <w:qFormat/>
+    <w:rsid w:val="00D81580"/>
+    <w:pPr>
+      <w:keepNext/>
+      <w:keepLines/>
+      <w:spacing w:before="40" w:after="0"/>
+      <w:outlineLvl w:val="1"/>
+    </w:pPr>
+    <w:rPr>
+      <w:rFonts w:asciiTheme="majorHAnsi" w:eastAsiaTheme="majorEastAsia" w:hAnsiTheme="majorHAnsi" w:cstheme="majorBidi"/>
+      <w:color w:val="2F5496" w:themeColor="accent1" w:themeShade="BF"/>
+      <w:sz w:val="26"/>
+      <w:szCs w:val="26"/>
+    </w:rPr>
+  </w:style>
+  <w:style w:type="paragraph" w:styleId="Heading3">
+    <w:name w:val="heading 3"/>
+    <w:basedOn w:val="Normal"/>
+    <w:next w:val="Normal"/>
+    <w:link w:val="Heading3Char"/>
+    <w:uiPriority w:val="9"/>
+    <w:semiHidden/>
+    <w:unhideWhenUsed/>
+    <w:qFormat/>
+    <w:rsid w:val="004865F4"/>
+    <w:pPr>
+      <w:keepNext/>
+      <w:keepLines/>
+      <w:spacing w:before="40" w:after="0"/>
+      <w:outlineLvl w:val="2"/>
+    </w:pPr>
+    <w:rPr>
+      <w:rFonts w:asciiTheme="majorHAnsi" w:eastAsiaTheme="majorEastAsia" w:hAnsiTheme="majorHAnsi" w:cstheme="majorBidi"/>
+      <w:color w:val="1F3763" w:themeColor="accent1" w:themeShade="7F"/>
+      <w:sz w:val="24"/>
+      <w:szCs w:val="24"/>
     </w:rPr>
   </w:style>
   <w:style w:type="character" w:default="1" w:styleId="DefaultParagraphFont">
@@ -16554,6 +16823,34 @@
       <w:spacing w:after="100"/>
       <w:ind w:left="440"/>
     </w:pPr>
+  </w:style>
+  <w:style w:type="character" w:customStyle="1" w:styleId="Heading3Char">
+    <w:name w:val="Heading 3 Char"/>
+    <w:basedOn w:val="DefaultParagraphFont"/>
+    <w:link w:val="Heading3"/>
+    <w:uiPriority w:val="9"/>
+    <w:semiHidden/>
+    <w:rsid w:val="004865F4"/>
+    <w:rPr>
+      <w:rFonts w:asciiTheme="majorHAnsi" w:eastAsiaTheme="majorEastAsia" w:hAnsiTheme="majorHAnsi" w:cstheme="majorBidi"/>
+      <w:color w:val="1F3763" w:themeColor="accent1" w:themeShade="7F"/>
+      <w:sz w:val="24"/>
+      <w:szCs w:val="24"/>
+    </w:rPr>
+  </w:style>
+  <w:style w:type="character" w:customStyle="1" w:styleId="Heading2Char">
+    <w:name w:val="Heading 2 Char"/>
+    <w:basedOn w:val="DefaultParagraphFont"/>
+    <w:link w:val="Heading2"/>
+    <w:uiPriority w:val="9"/>
+    <w:semiHidden/>
+    <w:rsid w:val="00D81580"/>
+    <w:rPr>
+      <w:rFonts w:asciiTheme="majorHAnsi" w:eastAsiaTheme="majorEastAsia" w:hAnsiTheme="majorHAnsi" w:cstheme="majorBidi"/>
+      <w:color w:val="2F5496" w:themeColor="accent1" w:themeShade="BF"/>
+      <w:sz w:val="26"/>
+      <w:szCs w:val="26"/>
+    </w:rPr>
   </w:style>
 </w:styles>
 </file>
@@ -16854,16 +17151,25 @@
 </file>
 
 <file path=customXml/item1.xml><?xml version="1.0" encoding="utf-8"?>
+<b:Sources xmlns:b="http://schemas.openxmlformats.org/officeDocument/2006/bibliography" xmlns="http://schemas.openxmlformats.org/officeDocument/2006/bibliography" SelectedStyle="\APASixthEditionOfficeOnline.xsl" StyleName="APA" Version="6"/>
+</file>
+
+<file path=customXml/item2.xml><?xml version="1.0" encoding="utf-8"?>
 <p:properties xmlns:p="http://schemas.microsoft.com/office/2006/metadata/properties" xmlns:xsi="http://www.w3.org/2001/XMLSchema-instance" xmlns:pc="http://schemas.microsoft.com/office/infopath/2007/PartnerControls">
   <documentManagement/>
 </p:properties>
 </file>
 
-<file path=customXml/item2.xml><?xml version="1.0" encoding="utf-8"?>
-<b:Sources xmlns:b="http://schemas.openxmlformats.org/officeDocument/2006/bibliography" xmlns="http://schemas.openxmlformats.org/officeDocument/2006/bibliography" SelectedStyle="\APASixthEditionOfficeOnline.xsl" StyleName="APA" Version="6"/>
+<file path=customXml/item3.xml><?xml version="1.0" encoding="utf-8"?>
+<?mso-contentType ?>
+<FormTemplates xmlns="http://schemas.microsoft.com/sharepoint/v3/contenttype/forms">
+  <Display>DocumentLibraryForm</Display>
+  <Edit>DocumentLibraryForm</Edit>
+  <New>DocumentLibraryForm</New>
+</FormTemplates>
 </file>
 
-<file path=customXml/item3.xml><?xml version="1.0" encoding="utf-8"?>
+<file path=customXml/item4.xml><?xml version="1.0" encoding="utf-8"?>
 <ct:contentTypeSchema xmlns:ct="http://schemas.microsoft.com/office/2006/metadata/contentType" xmlns:ma="http://schemas.microsoft.com/office/2006/metadata/properties/metaAttributes" ct:_="" ma:_="" ma:contentTypeName="Document" ma:contentTypeID="0x0101002751F5B517C7334185F109E176631964" ma:contentTypeVersion="10" ma:contentTypeDescription="Create a new document." ma:contentTypeScope="" ma:versionID="ae3478e400eb91b5db3d380587550198">
   <xsd:schema xmlns:xsd="http://www.w3.org/2001/XMLSchema" xmlns:xs="http://www.w3.org/2001/XMLSchema" xmlns:p="http://schemas.microsoft.com/office/2006/metadata/properties" xmlns:ns3="a2a22034-598e-4523-8403-15689478b795" targetNamespace="http://schemas.microsoft.com/office/2006/metadata/properties" ma:root="true" ma:fieldsID="89384dac0b013f25accc03de44f47ab9" ns3:_="">
     <xsd:import namespace="a2a22034-598e-4523-8403-15689478b795"/>
@@ -17047,16 +17353,15 @@
 </ct:contentTypeSchema>
 </file>
 
-<file path=customXml/item4.xml><?xml version="1.0" encoding="utf-8"?>
-<?mso-contentType ?>
-<FormTemplates xmlns="http://schemas.microsoft.com/sharepoint/v3/contenttype/forms">
-  <Display>DocumentLibraryForm</Display>
-  <Edit>DocumentLibraryForm</Edit>
-  <New>DocumentLibraryForm</New>
-</FormTemplates>
+<file path=customXml/itemProps1.xml><?xml version="1.0" encoding="utf-8"?>
+<ds:datastoreItem xmlns:ds="http://schemas.openxmlformats.org/officeDocument/2006/customXml" ds:itemID="{08A7C298-1BC1-4ED6-BF3E-D771A52A553D}">
+  <ds:schemaRefs>
+    <ds:schemaRef ds:uri="http://schemas.openxmlformats.org/officeDocument/2006/bibliography"/>
+  </ds:schemaRefs>
+</ds:datastoreItem>
 </file>
 
-<file path=customXml/itemProps1.xml><?xml version="1.0" encoding="utf-8"?>
+<file path=customXml/itemProps2.xml><?xml version="1.0" encoding="utf-8"?>
 <ds:datastoreItem xmlns:ds="http://schemas.openxmlformats.org/officeDocument/2006/customXml" ds:itemID="{4F7BDEBA-2971-418D-B49E-943901B8B23E}">
   <ds:schemaRefs>
     <ds:schemaRef ds:uri="http://schemas.microsoft.com/office/2006/metadata/properties"/>
@@ -17065,15 +17370,15 @@
 </ds:datastoreItem>
 </file>
 
-<file path=customXml/itemProps2.xml><?xml version="1.0" encoding="utf-8"?>
-<ds:datastoreItem xmlns:ds="http://schemas.openxmlformats.org/officeDocument/2006/customXml" ds:itemID="{08A7C298-1BC1-4ED6-BF3E-D771A52A553D}">
+<file path=customXml/itemProps3.xml><?xml version="1.0" encoding="utf-8"?>
+<ds:datastoreItem xmlns:ds="http://schemas.openxmlformats.org/officeDocument/2006/customXml" ds:itemID="{E2B93CE8-E10F-46A5-9FA2-E16A46A58478}">
   <ds:schemaRefs>
-    <ds:schemaRef ds:uri="http://schemas.openxmlformats.org/officeDocument/2006/bibliography"/>
+    <ds:schemaRef ds:uri="http://schemas.microsoft.com/sharepoint/v3/contenttype/forms"/>
   </ds:schemaRefs>
 </ds:datastoreItem>
 </file>
 
-<file path=customXml/itemProps3.xml><?xml version="1.0" encoding="utf-8"?>
+<file path=customXml/itemProps4.xml><?xml version="1.0" encoding="utf-8"?>
 <ds:datastoreItem xmlns:ds="http://schemas.openxmlformats.org/officeDocument/2006/customXml" ds:itemID="{344B35AE-7A9B-4052-8DE0-BA89DE3019B0}">
   <ds:schemaRefs>
     <ds:schemaRef ds:uri="http://schemas.microsoft.com/office/2006/metadata/contentType"/>
@@ -17089,12 +17394,4 @@
     <ds:schemaRef ds:uri="http://schemas.microsoft.com/internal/obd"/>
   </ds:schemaRefs>
 </ds:datastoreItem>
-</file>
-
-<file path=customXml/itemProps4.xml><?xml version="1.0" encoding="utf-8"?>
-<ds:datastoreItem xmlns:ds="http://schemas.openxmlformats.org/officeDocument/2006/customXml" ds:itemID="{E2B93CE8-E10F-46A5-9FA2-E16A46A58478}">
-  <ds:schemaRefs>
-    <ds:schemaRef ds:uri="http://schemas.microsoft.com/sharepoint/v3/contenttype/forms"/>
-  </ds:schemaRefs>
-</ds:datastoreItem>
 </file>